--- a/cv/Omar_Tarek_CV.docx
+++ b/cv/Omar_Tarek_CV.docx
@@ -197,7 +197,7 @@
           <w:sz w:val="19"/>
           <w:szCs w:val="19"/>
         </w:rPr>
-        <w:t xml:space="preserve">   Summer 2025   |   React, Vite, Tailwind CSS, i18next</w:t>
+        <w:t xml:space="preserve">   Aug 2025 – Oct 2025   |   React, Vite, Tailwind CSS, i18next</w:t>
       </w:r>
     </w:p>
     <w:p>
